--- a/船海专业申请表(1).docx
+++ b/船海专业申请表(1).docx
@@ -2339,42 +2339,17 @@
           <w:p>
             <w:pPr>
               <w:spacing w:before="0" w:line="240" w:lineRule="auto"/>
-              <w:rPr>
-                <w:sz w:val="20"/>
-                <w:lang w:val="en-US" w:eastAsia="zh-CN"/>
-              </w:rPr>
-            </w:pPr>
-          </w:p>
-          <w:p>
-            <w:pPr>
-              <w:spacing w:before="0" w:line="240" w:lineRule="auto"/>
-              <w:ind w:firstLineChars="300" w:firstLine="600"/>
-              <w:rPr>
-                <w:sz w:val="20"/>
-                <w:lang w:val="en-US"/>
-              </w:rPr>
-            </w:pPr>
-            <w:r>
-              <w:rPr>
-                <w:sz w:val="20"/>
-                <w:lang w:val="en-US"/>
-              </w:rPr>
-              <w:t>Ship</w:t>
-            </w:r>
-            <w:r>
-              <w:rPr>
-                <w:rFonts w:hint="eastAsia"/>
-                <w:sz w:val="20"/>
-                <w:lang w:val="en-US" w:eastAsia="zh-CN"/>
-              </w:rPr>
-              <w:t>s</w:t>
-            </w:r>
-            <w:r>
-              <w:rPr>
-                <w:sz w:val="20"/>
-                <w:lang w:val="en-US"/>
-              </w:rPr>
-              <w:t xml:space="preserve"> and Ocean Engineering</w:t>
+              <w:jc w:val="center"/>
+              <w:rPr>
+                <w:sz w:val="20"/>
+                <w:lang w:val="en-US"/>
+              </w:rPr>
+            </w:pPr>
+            <w:r>
+              <w:rPr>
+                <w:sz w:val="20"/>
+              </w:rPr>
+              <w:t>{{ major }}</w:t>
             </w:r>
           </w:p>
         </w:tc>
@@ -5160,7 +5135,6 @@
   <w:style w:type="character" w:default="1" w:styleId="a0">
     <w:name w:val="Default Paragraph Font"/>
     <w:uiPriority w:val="1"/>
-    <w:semiHidden/>
     <w:unhideWhenUsed/>
   </w:style>
   <w:style w:type="table" w:default="1" w:styleId="a1">

--- a/船海专业申请表(1).docx
+++ b/船海专业申请表(1).docx
@@ -1671,7 +1671,7 @@
                 <w:sz w:val="20"/>
                 <w:lang w:eastAsia="zh-CN"/>
               </w:rPr>
-              <w:t>{{ city }}</w:t>
+              <w:t>{{ native_place }}</w:t>
             </w:r>
             <w:r>
               <w:rPr>

--- a/船海专业申请表(1).docx
+++ b/船海专业申请表(1).docx
@@ -2694,11 +2694,10 @@
             </w:pPr>
             <w:r>
               <w:rPr>
-                <w:rFonts w:hint="eastAsia"/>
-                <w:sz w:val="20"/>
-                <w:lang w:val="en-US" w:eastAsia="zh-CN"/>
-              </w:rPr>
-              <w:t>Jiangsu</w:t>
+                <w:sz w:val="20"/>
+                <w:lang w:eastAsia="zh-CN"/>
+              </w:rPr>
+              <w:t>{{ province }}</w:t>
             </w:r>
           </w:p>
         </w:tc>
